--- a/[eq/Proect2.docx
+++ b/[eq/Proect2.docx
@@ -944,8 +944,6 @@
         <w:lastRenderedPageBreak/>
         <w:t>4.2 Нефункциональные требования</w:t>
       </w:r>
-      <w:bookmarkStart w:id="0" w:name="_GoBack"/>
-      <w:bookmarkEnd w:id="0"/>
     </w:p>
     <w:tbl>
       <w:tblPr>
@@ -1351,7 +1349,24 @@
         </w:tc>
       </w:tr>
     </w:tbl>
-    <w:p>
+    <w:p/>
+    <w:p>
+      <w:pPr>
+        <w:jc w:val="center"/>
+      </w:pPr>
+      <w:r>
+        <w:t xml:space="preserve">Источники разработки </w:t>
+      </w:r>
+    </w:p>
+    <w:p>
+      <w:pPr>
+        <w:jc w:val="both"/>
+      </w:pPr>
+      <w:r>
+        <w:t>Учебная практика</w:t>
+      </w:r>
+      <w:bookmarkStart w:id="0" w:name="_GoBack"/>
+      <w:bookmarkEnd w:id="0"/>
       <w:r>
         <w:br w:type="page"/>
       </w:r>
